--- a/文案/第一版/第一节：端倪.docx
+++ b/文案/第一版/第一节：端倪.docx
@@ -160,6 +160,27 @@
         <w:ind w:firstLine="420" w:firstLineChars="200"/>
         <w:jc w:val="left"/>
         <w:rPr>
+          <w:rFonts w:hint="eastAsia"/>
+          <w:b w:val="0"/>
+          <w:bCs w:val="0"/>
+          <w:lang w:val="en-US" w:eastAsia="zh-CN"/>
+        </w:rPr>
+      </w:pPr>
+      <w:r>
+        <w:rPr>
+          <w:rFonts w:hint="eastAsia"/>
+          <w:b w:val="0"/>
+          <w:bCs w:val="0"/>
+          <w:lang w:val="en-US" w:eastAsia="zh-CN"/>
+        </w:rPr>
+        <w:t>（打斗场景，由策划来决定）</w:t>
+      </w:r>
+    </w:p>
+    <w:p>
+      <w:pPr>
+        <w:ind w:firstLine="420" w:firstLineChars="200"/>
+        <w:jc w:val="left"/>
+        <w:rPr>
           <w:rFonts w:hint="default"/>
           <w:b w:val="0"/>
           <w:bCs w:val="0"/>
@@ -173,19 +194,10 @@
           <w:bCs w:val="0"/>
           <w:lang w:val="en-US" w:eastAsia="zh-CN"/>
         </w:rPr>
-        <w:t>（打斗场景，由策划来决定</w:t>
+        <w:t>⑦一番艰苦的战斗过后，刘光瘫倒在地，而那个小哥也累得够呛，但总归比刘光的状态要好些，稍事休息后，他一把抓住了刘光，强硬地把他从地上拉了起来，“哎哎哎，轻点轻点，疼疼疼。”，“我叫夏枫，道门九护法其八，你小子，真是让我们一通好找，你在你前几年在奇门</w:t>
       </w:r>
       <w:bookmarkStart w:id="0" w:name="_GoBack"/>
       <w:bookmarkEnd w:id="0"/>
-      <w:r>
-        <w:rPr>
-          <w:rFonts w:hint="eastAsia"/>
-          <w:b w:val="0"/>
-          <w:bCs w:val="0"/>
-          <w:lang w:val="en-US" w:eastAsia="zh-CN"/>
-        </w:rPr>
-        <w:t>）</w:t>
-      </w:r>
     </w:p>
     <w:sectPr>
       <w:pgSz w:w="11906" w:h="16838"/>

--- a/文案/第一版/第一节：端倪.docx
+++ b/文案/第一版/第一节：端倪.docx
@@ -181,6 +181,27 @@
         <w:ind w:firstLine="420" w:firstLineChars="200"/>
         <w:jc w:val="left"/>
         <w:rPr>
+          <w:rFonts w:hint="eastAsia"/>
+          <w:b w:val="0"/>
+          <w:bCs w:val="0"/>
+          <w:lang w:val="en-US" w:eastAsia="zh-CN"/>
+        </w:rPr>
+      </w:pPr>
+      <w:r>
+        <w:rPr>
+          <w:rFonts w:hint="eastAsia"/>
+          <w:b w:val="0"/>
+          <w:bCs w:val="0"/>
+          <w:lang w:val="en-US" w:eastAsia="zh-CN"/>
+        </w:rPr>
+        <w:t>⑦一番艰苦的战斗过后，刘光瘫倒在地，而那个小哥也累得够呛，但总归比刘光的状态要好些，稍事休息后，他一把抓住了刘光，强硬地把他从地上拉了起来，“哎哎哎，轻点轻点，疼疼疼。”，“我叫夏枫，道门九护法其八，你小子，真是让我们一通好找，前几年奇门所显你的位置一直不断地无规律大范围变动，害得我跟在你后面跑来跑去，这回总算是逮到你了，走吧，跟我回总部。”</w:t>
+      </w:r>
+    </w:p>
+    <w:p>
+      <w:pPr>
+        <w:ind w:firstLine="420" w:firstLineChars="200"/>
+        <w:jc w:val="left"/>
+        <w:rPr>
           <w:rFonts w:hint="default"/>
           <w:b w:val="0"/>
           <w:bCs w:val="0"/>
@@ -194,8 +215,20 @@
           <w:bCs w:val="0"/>
           <w:lang w:val="en-US" w:eastAsia="zh-CN"/>
         </w:rPr>
-        <w:t>⑦一番艰苦的战斗过后，刘光瘫倒在地，而那个小哥也累得够呛，但总归比刘光的状态要好些，稍事休息后，他一把抓住了刘光，强硬地把他从地上拉了起来，“哎哎哎，轻点轻点，疼疼疼。”，“我叫夏枫，道门九护法其八，你小子，真是让我们一通好找，你在你前几年在奇门</w:t>
-      </w:r>
+        <w:t>⑧刘光傻了，“不是哥们你到底谁啊，我承认刚刚确实是你救了我一命，但是你也不能随便拐人吧？”只看到夏枫笑眯眯的靠过来说道，“你想知道啊？”，刘光猛地点头，“那当然了，我都不清楚什么情况，你最起码给我解释......”，话音未落，夏枫一拳招呼到了刘光的后脑勺上，“废话咋这多，绑起来带回去总部让天启和你解释去吧。”</w:t>
+      </w:r>
+    </w:p>
+    <w:p>
+      <w:pPr>
+        <w:ind w:firstLine="420" w:firstLineChars="200"/>
+        <w:jc w:val="left"/>
+        <w:rPr>
+          <w:rFonts w:hint="default"/>
+          <w:b w:val="0"/>
+          <w:bCs w:val="0"/>
+          <w:lang w:val="en-US" w:eastAsia="zh-CN"/>
+        </w:rPr>
+      </w:pPr>
       <w:bookmarkStart w:id="0" w:name="_GoBack"/>
       <w:bookmarkEnd w:id="0"/>
     </w:p>
